--- a/reports/day-27-report.docx
+++ b/reports/day-27-report.docx
@@ -1501,14 +1501,14 @@
           <w:bCs/>
           <w:i/>
         </w:rPr>
-        <w:t>11/</w:t>
+        <w:t xml:space="preserve">11/08/2026</w:t>
       </w:r>
       <w:r>
         <w:rPr>
           <w:bCs/>
           <w:i/>
         </w:rPr>
-        <w:t>08//2026</w:t>
+        <w:t xml:space="preserve"/>
       </w:r>
     </w:p>
     <w:p>
@@ -4796,7 +4796,7 @@
                 <w:sz w:val="20"/>
                 <w:szCs w:val="20"/>
               </w:rPr>
-              <w:t xml:space="preserve"> semantic HTML development, and website architecture for the Savory House Restaurant Website.</w:t>
+              <w:t xml:space="preserve">Semantic HTML development and website architecture for the Savory House restaurant website.</w:t>
             </w:r>
           </w:p>
         </w:tc>
@@ -4895,21 +4895,21 @@
                 <w:sz w:val="20"/>
                 <w:szCs w:val="20"/>
               </w:rPr>
-              <w:t>Continued building the homepage by creating the Hero section</w:t>
-            </w:r>
-            <w:r>
-              <w:rPr>
-                <w:sz w:val="20"/>
-                <w:szCs w:val="20"/>
-              </w:rPr>
-              <w:t xml:space="preserve"> </w:t>
-            </w:r>
-            <w:r>
-              <w:rPr>
-                <w:sz w:val="20"/>
-                <w:szCs w:val="20"/>
-              </w:rPr>
-              <w:t>improved the project folder structure</w:t>
+              <w:t xml:space="preserve">Continued building the homepage by creating the Hero section and improving the project folder structure.</w:t>
+            </w:r>
+            <w:r>
+              <w:rPr>
+                <w:sz w:val="20"/>
+                <w:szCs w:val="20"/>
+              </w:rPr>
+              <w:t xml:space="preserve"/>
+            </w:r>
+            <w:r>
+              <w:rPr>
+                <w:sz w:val="20"/>
+                <w:szCs w:val="20"/>
+              </w:rPr>
+              <w:t xml:space="preserve"/>
             </w:r>
           </w:p>
         </w:tc>
@@ -5022,7 +5022,7 @@
                 <w:sz w:val="20"/>
                 <w:szCs w:val="20"/>
               </w:rPr>
-              <w:t xml:space="preserve">Developing the Hero and Featured Meals sections of the </w:t>
+              <w:t xml:space="preserve">Developing the Hero and Featured Meals sections of the Savory House website using Flexbox layouts and reusable card structures.</w:t>
             </w:r>
             <w:r>
               <w:rPr>
@@ -5031,28 +5031,28 @@
                 <w:sz w:val="20"/>
                 <w:szCs w:val="20"/>
               </w:rPr>
-              <w:t>Savory House</w:t>
-            </w:r>
-            <w:r>
-              <w:rPr>
-                <w:sz w:val="20"/>
-                <w:szCs w:val="20"/>
-              </w:rPr>
-              <w:t xml:space="preserve"> website</w:t>
-            </w:r>
-            <w:r>
-              <w:rPr>
-                <w:sz w:val="20"/>
-                <w:szCs w:val="20"/>
-              </w:rPr>
-              <w:t xml:space="preserve"> </w:t>
-            </w:r>
-            <w:r>
-              <w:rPr>
-                <w:sz w:val="20"/>
-                <w:szCs w:val="20"/>
-              </w:rPr>
-              <w:t>advanced Flexbox layouts, and professional card structuring.</w:t>
+              <w:t xml:space="preserve"/>
+            </w:r>
+            <w:r>
+              <w:rPr>
+                <w:sz w:val="20"/>
+                <w:szCs w:val="20"/>
+              </w:rPr>
+              <w:t xml:space="preserve"/>
+            </w:r>
+            <w:r>
+              <w:rPr>
+                <w:sz w:val="20"/>
+                <w:szCs w:val="20"/>
+              </w:rPr>
+              <w:t xml:space="preserve"/>
+            </w:r>
+            <w:r>
+              <w:rPr>
+                <w:sz w:val="20"/>
+                <w:szCs w:val="20"/>
+              </w:rPr>
+              <w:t xml:space="preserve"/>
             </w:r>
           </w:p>
         </w:tc>
@@ -6435,7 +6435,7 @@
                 <w:sz w:val="20"/>
                 <w:szCs w:val="20"/>
               </w:rPr>
-              <w:t>TOTAL NUMBER</w:t>
+              <w:t xml:space="preserve">TOTAL NUMBER OF DAYS: 27</w:t>
             </w:r>
             <w:r>
               <w:rPr>
@@ -6445,7 +6445,7 @@
                 <w:sz w:val="20"/>
                 <w:szCs w:val="20"/>
               </w:rPr>
-              <w:t xml:space="preserve"> </w:t>
+              <w:t xml:space="preserve"/>
             </w:r>
             <w:r>
               <w:rPr>
@@ -6455,7 +6455,7 @@
                 <w:sz w:val="20"/>
                 <w:szCs w:val="20"/>
               </w:rPr>
-              <w:t xml:space="preserve">OF DAYS: </w:t>
+              <w:t xml:space="preserve"> </w:t>
             </w:r>
           </w:p>
         </w:tc>
@@ -6498,7 +6498,7 @@
                 <w:sz w:val="20"/>
                 <w:szCs w:val="20"/>
               </w:rPr>
-              <w:t xml:space="preserve">TOTAL NUMBER OF HOURS: </w:t>
+              <w:t xml:space="preserve">TOTAL NUMBER OF HOURS: 143.5 </w:t>
             </w:r>
           </w:p>
         </w:tc>
@@ -8273,7 +8273,7 @@
                 <w:szCs w:val="18"/>
                 <w:lang w:val="en-AE"/>
               </w:rPr>
-              <w:t xml:space="preserve">Another improvement was the navigation cart counter. I created an </w:t>
+              <w:t xml:space="preserve">Another improvement was the navigation cart counter. I improved the existing updateCartCount() function, which used the cart array length to update the counter at this stage.</w:t>
             </w:r>
             <w:proofErr w:type="spellStart"/>
             <w:proofErr w:type="gramStart"/>
@@ -8285,7 +8285,7 @@
                 <w:szCs w:val="18"/>
                 <w:lang w:val="en-AE"/>
               </w:rPr>
-              <w:t>updateCartCount</w:t>
+              <w:t xml:space="preserve"/>
             </w:r>
             <w:proofErr w:type="spellEnd"/>
             <w:r>
@@ -8296,7 +8296,7 @@
                 <w:szCs w:val="18"/>
                 <w:lang w:val="en-AE"/>
               </w:rPr>
-              <w:t>(</w:t>
+              <w:t xml:space="preserve"/>
             </w:r>
             <w:proofErr w:type="gramEnd"/>
             <w:r>
@@ -8307,7 +8307,7 @@
                 <w:szCs w:val="18"/>
                 <w:lang w:val="en-AE"/>
               </w:rPr>
-              <w:t>) function that uses the cart array length to update the counter. The function runs when the page loads and whenever an item is added or removed.</w:t>
+              <w:t xml:space="preserve"> The function runs when the page loads and whenever an item is added or removed.</w:t>
             </w:r>
           </w:p>
           <w:p>
